--- a/Overall document.docx
+++ b/Overall document.docx
@@ -396,28 +396,14 @@
           <w:b/>
           <w:bCs/>
         </w:rPr>
-        <w:t>Move</w:t>
-      </w:r>
-      <w:r>
-        <w:rPr>
-          <w:b/>
-          <w:bCs/>
-        </w:rPr>
-        <w:t>: Affected positively by AGI, negatively by weight. Weight’s effect is mitigated by Strength.</w:t>
-      </w:r>
-      <w:r>
-        <w:rPr>
-          <w:b/>
-          <w:bCs/>
-        </w:rPr>
-        <w:t xml:space="preserve"> </w:t>
-      </w:r>
-      <w:r>
-        <w:rPr>
-          <w:b/>
-          <w:bCs/>
-        </w:rPr>
-        <w:t>Base move speed is 5m/s. Each point of AGI increases this by 10% (10m/s at 10 AGI).</w:t>
+        <w:t>Move: Affected positively by AGI, negatively by weight. Weight’s effect is mitigated by Strength.</w:t>
+      </w:r>
+      <w:r>
+        <w:rPr>
+          <w:b/>
+          <w:bCs/>
+        </w:rPr>
+        <w:t xml:space="preserve"> Base move speed is 5m/s. Each point of AGI increases this by 10% (10m/s at 10 AGI).</w:t>
       </w:r>
       <w:r>
         <w:rPr>
@@ -489,14 +475,7 @@
           <w:b/>
           <w:bCs/>
         </w:rPr>
-        <w:t>Pick up</w:t>
-      </w:r>
-      <w:r>
-        <w:rPr>
-          <w:b/>
-          <w:bCs/>
-        </w:rPr>
-        <w:t xml:space="preserve">: Picking up stuff will add weight, which will decrease overall speed, which can be mitigated by strength. The act of pick up itself also </w:t>
+        <w:t xml:space="preserve">Pick up: Picking up stuff will add weight, which will decrease overall speed, which can be mitigated by strength. The act of pick up itself also </w:t>
       </w:r>
       <w:proofErr w:type="gramStart"/>
       <w:r>
@@ -654,14 +633,7 @@
           <w:bCs/>
         </w:rPr>
         <w:lastRenderedPageBreak/>
-        <w:t>Takedown</w:t>
-      </w:r>
-      <w:r>
-        <w:rPr>
-          <w:b/>
-          <w:bCs/>
-        </w:rPr>
-        <w:t>: STR will reduce the time needed for takedown</w:t>
+        <w:t>Takedown: STR will reduce the time needed for takedown</w:t>
       </w:r>
       <w:r>
         <w:rPr>
@@ -761,14 +733,7 @@
           <w:b/>
           <w:bCs/>
         </w:rPr>
-        <w:t>Hack</w:t>
-      </w:r>
-      <w:r>
-        <w:rPr>
-          <w:b/>
-          <w:bCs/>
-        </w:rPr>
-        <w:t>: INT will reduce the time needed for hacking</w:t>
+        <w:t>Hack: INT will reduce the time needed for hacking</w:t>
       </w:r>
       <w:r>
         <w:rPr>
@@ -882,14 +847,7 @@
           <w:b/>
           <w:bCs/>
         </w:rPr>
-        <w:t>Use item</w:t>
-      </w:r>
-      <w:r>
-        <w:rPr>
-          <w:b/>
-          <w:bCs/>
-        </w:rPr>
-        <w:t>: INT will reduce the time needed for using item</w:t>
+        <w:t>Use item: INT will reduce the time needed for using item</w:t>
       </w:r>
       <w:r>
         <w:rPr>
@@ -948,14 +906,7 @@
           <w:b/>
           <w:bCs/>
         </w:rPr>
-        <w:t>Escape</w:t>
-      </w:r>
-      <w:r>
-        <w:rPr>
-          <w:b/>
-          <w:bCs/>
-        </w:rPr>
-        <w:t>: Instant but need to be used within 1m of an exit.</w:t>
+        <w:t>Escape: Instant but need to be used within 1m of an exit.</w:t>
       </w:r>
     </w:p>
     <w:p>
@@ -1373,23 +1324,7 @@
           <w:b/>
           <w:bCs/>
         </w:rPr>
-        <w:t xml:space="preserve">m away) and it takes them 3s to shoot. If they cannot shoot you (no clear line of sight or if you are holding a hostage), they will attempt to move closer and change weapon (to a taser). Changing </w:t>
-      </w:r>
-      <w:proofErr w:type="gramStart"/>
-      <w:r>
-        <w:rPr>
-          <w:b/>
-          <w:bCs/>
-        </w:rPr>
-        <w:t>weapon</w:t>
-      </w:r>
-      <w:proofErr w:type="gramEnd"/>
-      <w:r>
-        <w:rPr>
-          <w:b/>
-          <w:bCs/>
-        </w:rPr>
-        <w:t xml:space="preserve"> for guard take 3s. Taser can only be used within </w:t>
+        <w:t xml:space="preserve">m away) and it takes them 3s to shoot. If they cannot shoot you (no clear line of sight or if you are holding a hostage), they will attempt to move closer and change weapon (to a taser). Changing weapon for guard take 3s. Taser can only be used within </w:t>
       </w:r>
       <w:r>
         <w:rPr>
@@ -1563,14 +1498,7 @@
           <w:b/>
           <w:bCs/>
         </w:rPr>
-        <w:t>Test map is an isometric square with 40m edges.</w:t>
-      </w:r>
-      <w:r>
-        <w:rPr>
-          <w:b/>
-          <w:bCs/>
-        </w:rPr>
-        <w:t xml:space="preserve"> With 4 doors at the middle of each wall, 2 windows evenly spaced on each side of each door (8 windows in total). The windows are closed. In the middle of the room there is a locked chest (with a painting inside (10kg obj)</w:t>
+        <w:t>Test map is an isometric square with 40m edges. With 4 doors at the middle of each wall, 2 windows evenly spaced on each side of each door (8 windows in total). The windows are closed. In the middle of the room there is a locked chest (with a painting inside (10kg obj)</w:t>
       </w:r>
       <w:r>
         <w:rPr>
@@ -1741,21 +1669,7 @@
           <w:b/>
           <w:bCs/>
         </w:rPr>
-        <w:t xml:space="preserve"> up with lock </w:t>
-      </w:r>
-      <w:r>
-        <w:rPr>
-          <w:b/>
-          <w:bCs/>
-        </w:rPr>
-        <w:t>(if locked</w:t>
-      </w:r>
-      <w:r>
-        <w:rPr>
-          <w:b/>
-          <w:bCs/>
-        </w:rPr>
-        <w:t xml:space="preserve"> – will add the weight of the lock to the objec</w:t>
+        <w:t xml:space="preserve"> up with lock (if locked – will add the weight of the lock to the objec</w:t>
       </w:r>
       <w:r>
         <w:rPr>
@@ -1769,14 +1683,7 @@
           <w:b/>
           <w:bCs/>
         </w:rPr>
-        <w:t>)</w:t>
-      </w:r>
-      <w:r>
-        <w:rPr>
-          <w:b/>
-          <w:bCs/>
-        </w:rPr>
-        <w:t xml:space="preserve"> or pick up (if not locked). For enemies, it would be </w:t>
+        <w:t xml:space="preserve">) or pick up (if not locked). For enemies, it would be </w:t>
       </w:r>
       <w:proofErr w:type="gramStart"/>
       <w:r>
@@ -2466,6 +2373,265 @@
           <w:bCs/>
         </w:rPr>
       </w:pPr>
+      <w:proofErr w:type="gramStart"/>
+      <w:r>
+        <w:rPr>
+          <w:b/>
+          <w:bCs/>
+        </w:rPr>
+        <w:t>New turn</w:t>
+      </w:r>
+      <w:proofErr w:type="gramEnd"/>
+      <w:r>
+        <w:rPr>
+          <w:b/>
+          <w:bCs/>
+        </w:rPr>
+        <w:t xml:space="preserve"> order: There will be a 10s bar that is used for all characters. (This bar is on the bottom of the screen about 20When time </w:t>
+      </w:r>
+      <w:proofErr w:type="gramStart"/>
+      <w:r>
+        <w:rPr>
+          <w:b/>
+          <w:bCs/>
+        </w:rPr>
+        <w:t>move</w:t>
+      </w:r>
+      <w:proofErr w:type="gramEnd"/>
+      <w:r>
+        <w:rPr>
+          <w:b/>
+          <w:bCs/>
+        </w:rPr>
+        <w:t xml:space="preserve"> and this bar fills </w:t>
+      </w:r>
+      <w:proofErr w:type="gramStart"/>
+      <w:r>
+        <w:rPr>
+          <w:b/>
+          <w:bCs/>
+        </w:rPr>
+        <w:t>up,</w:t>
+      </w:r>
+      <w:proofErr w:type="gramEnd"/>
+      <w:r>
+        <w:rPr>
+          <w:b/>
+          <w:bCs/>
+        </w:rPr>
+        <w:t xml:space="preserve"> enemies will move as scripted and player’s characters will move as programmed. The default move for the character is </w:t>
+      </w:r>
+      <w:proofErr w:type="gramStart"/>
+      <w:r>
+        <w:rPr>
+          <w:b/>
+          <w:bCs/>
+        </w:rPr>
+        <w:t>wait</w:t>
+      </w:r>
+      <w:proofErr w:type="gramEnd"/>
+      <w:r>
+        <w:rPr>
+          <w:b/>
+          <w:bCs/>
+        </w:rPr>
+        <w:t xml:space="preserve"> (do nothing) until there is a new command.</w:t>
+      </w:r>
+    </w:p>
+    <w:p>
+      <w:pPr>
+        <w:rPr>
+          <w:b/>
+          <w:bCs/>
+        </w:rPr>
+      </w:pPr>
+      <w:r>
+        <w:rPr>
+          <w:b/>
+          <w:bCs/>
+        </w:rPr>
+        <w:t xml:space="preserve">This 10s bar is like a </w:t>
+      </w:r>
+      <w:proofErr w:type="gramStart"/>
+      <w:r>
+        <w:rPr>
+          <w:b/>
+          <w:bCs/>
+        </w:rPr>
+        <w:t>movie,</w:t>
+      </w:r>
+      <w:proofErr w:type="gramEnd"/>
+      <w:r>
+        <w:rPr>
+          <w:b/>
+          <w:bCs/>
+        </w:rPr>
+        <w:t xml:space="preserve"> you can move it back and forth by dragging the line that </w:t>
+      </w:r>
+      <w:proofErr w:type="gramStart"/>
+      <w:r>
+        <w:rPr>
+          <w:b/>
+          <w:bCs/>
+        </w:rPr>
+        <w:t>run</w:t>
+      </w:r>
+      <w:proofErr w:type="gramEnd"/>
+      <w:r>
+        <w:rPr>
+          <w:b/>
+          <w:bCs/>
+        </w:rPr>
+        <w:t xml:space="preserve"> in the bar.</w:t>
+      </w:r>
+    </w:p>
+    <w:p>
+      <w:pPr>
+        <w:rPr>
+          <w:b/>
+          <w:bCs/>
+        </w:rPr>
+      </w:pPr>
+      <w:r>
+        <w:rPr>
+          <w:b/>
+          <w:bCs/>
+        </w:rPr>
+        <w:t xml:space="preserve">Under the bar, there are 3 more bars that </w:t>
+      </w:r>
+      <w:proofErr w:type="gramStart"/>
+      <w:r>
+        <w:rPr>
+          <w:b/>
+          <w:bCs/>
+        </w:rPr>
+        <w:t>belongs</w:t>
+      </w:r>
+      <w:proofErr w:type="gramEnd"/>
+      <w:r>
+        <w:rPr>
+          <w:b/>
+          <w:bCs/>
+        </w:rPr>
+        <w:t xml:space="preserve"> to different player’s character</w:t>
+      </w:r>
+      <w:r>
+        <w:rPr>
+          <w:b/>
+          <w:bCs/>
+        </w:rPr>
+        <w:t xml:space="preserve">. They are also 10S. This bar is initially empty (black). When an action is queued up, this bar is filled accordingly using the time that was used for that action (but no animation yet until the player </w:t>
+      </w:r>
+      <w:proofErr w:type="gramStart"/>
+      <w:r>
+        <w:rPr>
+          <w:b/>
+          <w:bCs/>
+        </w:rPr>
+        <w:t>press</w:t>
+      </w:r>
+      <w:proofErr w:type="gramEnd"/>
+      <w:r>
+        <w:rPr>
+          <w:b/>
+          <w:bCs/>
+        </w:rPr>
+        <w:t xml:space="preserve"> play). The color to fill the bar is different for each action, takedown should be red, move should be green, you think of the rest (wait is gray). When a player press play, the time will start moving and all characters start acting (enemies as scripted, player as programmed). If a guard </w:t>
+      </w:r>
+      <w:proofErr w:type="gramStart"/>
+      <w:r>
+        <w:rPr>
+          <w:b/>
+          <w:bCs/>
+        </w:rPr>
+        <w:t>see</w:t>
+      </w:r>
+      <w:proofErr w:type="gramEnd"/>
+      <w:r>
+        <w:rPr>
+          <w:b/>
+          <w:bCs/>
+        </w:rPr>
+        <w:t xml:space="preserve"> a player character in their POV, they will rush over (double speed) to catch the player. If they catch up </w:t>
+      </w:r>
+      <w:proofErr w:type="gramStart"/>
+      <w:r>
+        <w:rPr>
+          <w:b/>
+          <w:bCs/>
+        </w:rPr>
+        <w:t>to</w:t>
+      </w:r>
+      <w:proofErr w:type="gramEnd"/>
+      <w:r>
+        <w:rPr>
+          <w:b/>
+          <w:bCs/>
+        </w:rPr>
+        <w:t xml:space="preserve"> the </w:t>
+      </w:r>
+      <w:r>
+        <w:rPr>
+          <w:b/>
+          <w:bCs/>
+        </w:rPr>
+        <w:lastRenderedPageBreak/>
+        <w:t xml:space="preserve">player, that player is considered taken down (already has that implemented). </w:t>
+      </w:r>
+      <w:proofErr w:type="gramStart"/>
+      <w:r>
+        <w:rPr>
+          <w:b/>
+          <w:bCs/>
+        </w:rPr>
+        <w:t>Player</w:t>
+      </w:r>
+      <w:proofErr w:type="gramEnd"/>
+      <w:r>
+        <w:rPr>
+          <w:b/>
+          <w:bCs/>
+        </w:rPr>
+        <w:t xml:space="preserve"> can freely move the line in the movie bar back and forth to queue up different actions from that </w:t>
+      </w:r>
+      <w:proofErr w:type="gramStart"/>
+      <w:r>
+        <w:rPr>
+          <w:b/>
+          <w:bCs/>
+        </w:rPr>
+        <w:t>particular point</w:t>
+      </w:r>
+      <w:proofErr w:type="gramEnd"/>
+      <w:r>
+        <w:rPr>
+          <w:b/>
+          <w:bCs/>
+        </w:rPr>
+        <w:t xml:space="preserve"> in time, doing so will erase all queued command after that point in time but does not affect anything before that point.</w:t>
+      </w:r>
+      <w:r>
+        <w:rPr>
+          <w:b/>
+          <w:bCs/>
+        </w:rPr>
+        <w:t xml:space="preserve"> The basic guard can not shoot for now, only melee for take down.</w:t>
+      </w:r>
+    </w:p>
+    <w:p>
+      <w:pPr>
+        <w:rPr>
+          <w:b/>
+          <w:bCs/>
+        </w:rPr>
+      </w:pPr>
+      <w:r>
+        <w:rPr>
+          <w:b/>
+          <w:bCs/>
+        </w:rPr>
+        <w:t>All characters share the same timeline, 100% overlap</w:t>
+      </w:r>
     </w:p>
     <w:sectPr>
       <w:pgSz w:w="12240" w:h="15840"/>

--- a/Overall document.docx
+++ b/Overall document.docx
@@ -1280,104 +1280,28 @@
           <w:b/>
           <w:bCs/>
         </w:rPr>
-        <w:t xml:space="preserve"> also guards that move at a flat 5m/s. These guards will shoot at you if you </w:t>
-      </w:r>
-      <w:proofErr w:type="gramStart"/>
-      <w:r>
-        <w:rPr>
-          <w:b/>
-          <w:bCs/>
-        </w:rPr>
-        <w:t>are in</w:t>
-      </w:r>
-      <w:proofErr w:type="gramEnd"/>
-      <w:r>
-        <w:rPr>
-          <w:b/>
-          <w:bCs/>
-        </w:rPr>
-        <w:t xml:space="preserve"> </w:t>
-      </w:r>
-      <w:r>
-        <w:rPr>
-          <w:b/>
-          <w:bCs/>
-        </w:rPr>
-        <w:t>2</w:t>
-      </w:r>
-      <w:r>
-        <w:rPr>
-          <w:b/>
-          <w:bCs/>
-        </w:rPr>
-        <w:t xml:space="preserve">0m or less (but more than </w:t>
-      </w:r>
-      <w:r>
-        <w:rPr>
-          <w:b/>
-          <w:bCs/>
-        </w:rPr>
-        <w:t>0.5</w:t>
-      </w:r>
-      <w:r>
-        <w:rPr>
-          <w:b/>
-          <w:bCs/>
-        </w:rPr>
-        <w:t xml:space="preserve">m away) and it takes them 3s to shoot. If they cannot shoot you (no clear line of sight or if you are holding a hostage), they will attempt to move closer and change weapon (to a taser). Changing weapon for guard take 3s. Taser can only be used within </w:t>
-      </w:r>
-      <w:r>
-        <w:rPr>
-          <w:b/>
-          <w:bCs/>
-        </w:rPr>
-        <w:t>0.5</w:t>
-      </w:r>
-      <w:r>
-        <w:rPr>
-          <w:b/>
-          <w:bCs/>
-        </w:rPr>
-        <w:t>m and will need 2s to be used.</w:t>
-      </w:r>
-      <w:r>
-        <w:rPr>
-          <w:b/>
-          <w:bCs/>
-        </w:rPr>
-        <w:t xml:space="preserve"> If the situation </w:t>
-      </w:r>
-      <w:proofErr w:type="gramStart"/>
-      <w:r>
-        <w:rPr>
-          <w:b/>
-          <w:bCs/>
-        </w:rPr>
-        <w:t>change</w:t>
-      </w:r>
-      <w:proofErr w:type="gramEnd"/>
-      <w:r>
-        <w:rPr>
-          <w:b/>
-          <w:bCs/>
-        </w:rPr>
-        <w:t xml:space="preserve">, the guard </w:t>
-      </w:r>
-      <w:proofErr w:type="gramStart"/>
-      <w:r>
-        <w:rPr>
-          <w:b/>
-          <w:bCs/>
-        </w:rPr>
-        <w:t>get</w:t>
-      </w:r>
-      <w:proofErr w:type="gramEnd"/>
-      <w:r>
-        <w:rPr>
-          <w:b/>
-          <w:bCs/>
-        </w:rPr>
-        <w:t xml:space="preserve"> a clear </w:t>
+        <w:t xml:space="preserve"> also guards that move at a flat </w:t>
+      </w:r>
+      <w:r>
+        <w:rPr>
+          <w:b/>
+          <w:bCs/>
+        </w:rPr>
+        <w:t>1.25</w:t>
+      </w:r>
+      <w:r>
+        <w:rPr>
+          <w:b/>
+          <w:bCs/>
+        </w:rPr>
+        <w:t xml:space="preserve">m/s. </w:t>
+      </w:r>
+      <w:r>
+        <w:rPr>
+          <w:b/>
+          <w:bCs/>
+        </w:rPr>
+        <w:t xml:space="preserve">These guards will wander around on a patrol route with a cone vision (long cone, a bit narrow vision (60 degree, 10m cone, </w:t>
       </w:r>
       <w:proofErr w:type="spellStart"/>
       <w:r>
@@ -1385,7 +1309,7 @@
           <w:b/>
           <w:bCs/>
         </w:rPr>
-        <w:t>LoS</w:t>
+        <w:t>semi circle</w:t>
       </w:r>
       <w:proofErr w:type="spellEnd"/>
       <w:r>
@@ -1393,74 +1317,58 @@
           <w:b/>
           <w:bCs/>
         </w:rPr>
-        <w:t xml:space="preserve"> to you or you drop the hostage, guard might switch back their</w:t>
-      </w:r>
-      <w:r>
-        <w:rPr>
-          <w:b/>
-          <w:bCs/>
-        </w:rPr>
-        <w:t xml:space="preserve"> </w:t>
-      </w:r>
-      <w:r>
-        <w:rPr>
-          <w:b/>
-          <w:bCs/>
-        </w:rPr>
-        <w:t xml:space="preserve">weapon to shoot at you, optimizing the time that it takes to neutralize the target. </w:t>
-      </w:r>
-      <w:r>
-        <w:rPr>
-          <w:b/>
-          <w:bCs/>
-        </w:rPr>
-        <w:t>Guard</w:t>
-      </w:r>
-      <w:r>
-        <w:rPr>
-          <w:b/>
-          <w:bCs/>
-        </w:rPr>
-        <w:t>s</w:t>
-      </w:r>
-      <w:r>
-        <w:rPr>
-          <w:b/>
-          <w:bCs/>
-        </w:rPr>
-        <w:t xml:space="preserve"> also have a field of vision which is 120 </w:t>
-      </w:r>
-      <w:proofErr w:type="gramStart"/>
-      <w:r>
-        <w:rPr>
-          <w:b/>
-          <w:bCs/>
-        </w:rPr>
-        <w:t>degree</w:t>
-      </w:r>
-      <w:proofErr w:type="gramEnd"/>
-      <w:r>
-        <w:rPr>
-          <w:b/>
-          <w:bCs/>
-        </w:rPr>
-        <w:t xml:space="preserve"> to the direction they are facing and will prioritize reacting to the closest target in that </w:t>
-      </w:r>
-      <w:proofErr w:type="spellStart"/>
-      <w:r>
-        <w:rPr>
-          <w:b/>
-          <w:bCs/>
-        </w:rPr>
-        <w:t>FoV</w:t>
-      </w:r>
-      <w:proofErr w:type="spellEnd"/>
-      <w:r>
-        <w:rPr>
-          <w:b/>
-          <w:bCs/>
-        </w:rPr>
-        <w:t>.</w:t>
+        <w:t xml:space="preserve"> at the end of the cone).</w:t>
+      </w:r>
+    </w:p>
+    <w:p>
+      <w:pPr>
+        <w:rPr>
+          <w:b/>
+          <w:bCs/>
+        </w:rPr>
+      </w:pPr>
+      <w:r>
+        <w:rPr>
+          <w:b/>
+          <w:bCs/>
+        </w:rPr>
+        <w:t xml:space="preserve">Guards only need to successfully shoot or tase you once to neutralize that character. Neutralized characters can be picked up by </w:t>
+      </w:r>
+      <w:r>
+        <w:rPr>
+          <w:b/>
+          <w:bCs/>
+        </w:rPr>
+        <w:t>other characters but will put the weight of the neutralized character on the picking up character.</w:t>
+      </w:r>
+    </w:p>
+    <w:p>
+      <w:pPr>
+        <w:rPr>
+          <w:b/>
+          <w:bCs/>
+        </w:rPr>
+      </w:pPr>
+      <w:r>
+        <w:rPr>
+          <w:b/>
+          <w:bCs/>
+        </w:rPr>
+        <w:t>Test map is an isometric square with 40m edges. With 4 doors at the middle of each wall, 2 windows evenly spaced on each side of each door (8 windows in total). The windows are closed. In the middle of the room there is a locked chest (with a painting inside (10kg obj)</w:t>
+      </w:r>
+      <w:r>
+        <w:rPr>
+          <w:b/>
+          <w:bCs/>
+        </w:rPr>
+        <w:t xml:space="preserve"> Worth 3$)</w:t>
+      </w:r>
+      <w:r>
+        <w:rPr>
+          <w:b/>
+          <w:bCs/>
+        </w:rPr>
+        <w:t>. There is no level up/ quirks or item right now.</w:t>
       </w:r>
     </w:p>
     <w:p>
@@ -1476,57 +1384,6 @@
           <w:bCs/>
         </w:rPr>
         <w:lastRenderedPageBreak/>
-        <w:t xml:space="preserve">Guards only need to successfully shoot or tase you once to neutralize that character. Neutralized characters can be picked up by </w:t>
-      </w:r>
-      <w:r>
-        <w:rPr>
-          <w:b/>
-          <w:bCs/>
-        </w:rPr>
-        <w:t>other characters but will put the weight of the neutralized character on the picking up character.</w:t>
-      </w:r>
-    </w:p>
-    <w:p>
-      <w:pPr>
-        <w:rPr>
-          <w:b/>
-          <w:bCs/>
-        </w:rPr>
-      </w:pPr>
-      <w:r>
-        <w:rPr>
-          <w:b/>
-          <w:bCs/>
-        </w:rPr>
-        <w:t>Test map is an isometric square with 40m edges. With 4 doors at the middle of each wall, 2 windows evenly spaced on each side of each door (8 windows in total). The windows are closed. In the middle of the room there is a locked chest (with a painting inside (10kg obj)</w:t>
-      </w:r>
-      <w:r>
-        <w:rPr>
-          <w:b/>
-          <w:bCs/>
-        </w:rPr>
-        <w:t xml:space="preserve"> Worth 3$)</w:t>
-      </w:r>
-      <w:r>
-        <w:rPr>
-          <w:b/>
-          <w:bCs/>
-        </w:rPr>
-        <w:t>. There is no level up/ quirks or item right now.</w:t>
-      </w:r>
-    </w:p>
-    <w:p>
-      <w:pPr>
-        <w:rPr>
-          <w:b/>
-          <w:bCs/>
-        </w:rPr>
-      </w:pPr>
-      <w:r>
-        <w:rPr>
-          <w:b/>
-          <w:bCs/>
-        </w:rPr>
         <w:t>We have 3 playable characters (press tab to switch between them) top right corner there is a timer. Start at 60s and goes down by 10s each time we press commit.</w:t>
       </w:r>
     </w:p>
@@ -1903,7 +1760,23 @@
           <w:b/>
           <w:bCs/>
         </w:rPr>
-        <w:t xml:space="preserve">Once the player </w:t>
+        <w:t xml:space="preserve">Once the </w:t>
+      </w:r>
+      <w:proofErr w:type="gramStart"/>
+      <w:r>
+        <w:rPr>
+          <w:b/>
+          <w:bCs/>
+        </w:rPr>
+        <w:t>player</w:t>
+      </w:r>
+      <w:proofErr w:type="gramEnd"/>
+      <w:r>
+        <w:rPr>
+          <w:b/>
+          <w:bCs/>
+        </w:rPr>
+        <w:t xml:space="preserve"> </w:t>
       </w:r>
       <w:proofErr w:type="gramStart"/>
       <w:r>
@@ -1935,7 +1808,37 @@
           <w:b/>
           <w:bCs/>
         </w:rPr>
-        <w:t xml:space="preserve"> with their planning, they can click Predict, which would start the </w:t>
+        <w:t xml:space="preserve"> with their </w:t>
+      </w:r>
+      <w:proofErr w:type="gramStart"/>
+      <w:r>
+        <w:rPr>
+          <w:b/>
+          <w:bCs/>
+        </w:rPr>
+        <w:t>planning</w:t>
+      </w:r>
+      <w:proofErr w:type="gramEnd"/>
+      <w:r>
+        <w:rPr>
+          <w:b/>
+          <w:bCs/>
+        </w:rPr>
+        <w:t xml:space="preserve">, they can click </w:t>
+      </w:r>
+      <w:r>
+        <w:rPr>
+          <w:b/>
+          <w:bCs/>
+        </w:rPr>
+        <w:t xml:space="preserve">Commit, </w:t>
+      </w:r>
+      <w:r>
+        <w:rPr>
+          <w:b/>
+          <w:bCs/>
+        </w:rPr>
+        <w:t xml:space="preserve">would start the </w:t>
       </w:r>
       <w:proofErr w:type="gramStart"/>
       <w:r>
@@ -1951,23 +1854,7 @@
           <w:b/>
           <w:bCs/>
         </w:rPr>
-        <w:t xml:space="preserve"> action (using logic above, each enemy also </w:t>
-      </w:r>
-      <w:proofErr w:type="gramStart"/>
-      <w:r>
-        <w:rPr>
-          <w:b/>
-          <w:bCs/>
-        </w:rPr>
-        <w:t>have</w:t>
-      </w:r>
-      <w:proofErr w:type="gramEnd"/>
-      <w:r>
-        <w:rPr>
-          <w:b/>
-          <w:bCs/>
-        </w:rPr>
-        <w:t xml:space="preserve"> 10s worth of action).</w:t>
+        <w:t xml:space="preserve"> action (using logic above, each enemy also have 10s worth of action).</w:t>
       </w:r>
     </w:p>
     <w:p>
@@ -1987,101 +1874,71 @@
           <w:b/>
           <w:bCs/>
         </w:rPr>
+        <w:t>We then go to the next turn.</w:t>
+      </w:r>
+    </w:p>
+    <w:p>
+      <w:pPr>
+        <w:ind w:left="360"/>
+        <w:rPr>
+          <w:b/>
+          <w:bCs/>
+        </w:rPr>
+      </w:pPr>
+    </w:p>
+    <w:p>
+      <w:pPr>
+        <w:rPr>
+          <w:b/>
+          <w:bCs/>
+        </w:rPr>
+      </w:pPr>
+      <w:r>
+        <w:rPr>
+          <w:b/>
+          <w:bCs/>
+        </w:rPr>
+        <w:t xml:space="preserve">Player UI: When a character is selected, there will be an avatar at the bottom of the screen with their time left (green neon, like a health bar) that goes down every time they take an action. This bar </w:t>
+      </w:r>
+      <w:proofErr w:type="gramStart"/>
+      <w:r>
+        <w:rPr>
+          <w:b/>
+          <w:bCs/>
+        </w:rPr>
+        <w:t>represent</w:t>
+      </w:r>
+      <w:proofErr w:type="gramEnd"/>
+      <w:r>
+        <w:rPr>
+          <w:b/>
+          <w:bCs/>
+        </w:rPr>
+        <w:t xml:space="preserve"> 10.0s and goes down according to the time the character used. Undoing actions will refund this time and refill the bar. Inside the bar there is a number in black that shows the time left this turn. If the player </w:t>
+      </w:r>
+      <w:proofErr w:type="gramStart"/>
+      <w:r>
+        <w:rPr>
+          <w:b/>
+          <w:bCs/>
+        </w:rPr>
+        <w:t>hover</w:t>
+      </w:r>
+      <w:proofErr w:type="gramEnd"/>
+      <w:r>
+        <w:rPr>
+          <w:b/>
+          <w:bCs/>
+        </w:rPr>
+        <w:t xml:space="preserve"> their </w:t>
+      </w:r>
+      <w:r>
+        <w:rPr>
+          <w:b/>
+          <w:bCs/>
+        </w:rPr>
         <w:lastRenderedPageBreak/>
-        <w:t>At the end of “predict”, player can choose to commit, which will confirm all that actions (both player’s and enemies’) or Back to Planning, which will</w:t>
-      </w:r>
-      <w:r>
-        <w:rPr>
-          <w:b/>
-          <w:bCs/>
-        </w:rPr>
-        <w:t xml:space="preserve"> undo all the </w:t>
-      </w:r>
-      <w:proofErr w:type="gramStart"/>
-      <w:r>
-        <w:rPr>
-          <w:b/>
-          <w:bCs/>
-        </w:rPr>
-        <w:t>enemies</w:t>
-      </w:r>
-      <w:proofErr w:type="gramEnd"/>
-      <w:r>
-        <w:rPr>
-          <w:b/>
-          <w:bCs/>
-        </w:rPr>
-        <w:t xml:space="preserve"> action and go back to the last stage of “Planning”, from here player can Undo </w:t>
-      </w:r>
-      <w:proofErr w:type="gramStart"/>
-      <w:r>
-        <w:rPr>
-          <w:b/>
-          <w:bCs/>
-        </w:rPr>
-        <w:t>Or</w:t>
-      </w:r>
-      <w:proofErr w:type="gramEnd"/>
-      <w:r>
-        <w:rPr>
-          <w:b/>
-          <w:bCs/>
-        </w:rPr>
-        <w:t xml:space="preserve"> Reset agai</w:t>
-      </w:r>
-      <w:r>
-        <w:rPr>
-          <w:b/>
-          <w:bCs/>
-        </w:rPr>
-        <w:t>n.</w:t>
-      </w:r>
-    </w:p>
-    <w:p>
-      <w:pPr>
-        <w:rPr>
-          <w:b/>
-          <w:bCs/>
-        </w:rPr>
-      </w:pPr>
-      <w:r>
-        <w:rPr>
-          <w:b/>
-          <w:bCs/>
-        </w:rPr>
-        <w:t xml:space="preserve">Player UI: When a character is selected, there will be an avatar at the bottom of the screen with their time left (green neon, like a health bar) that goes down every time they take an action. This bar </w:t>
-      </w:r>
-      <w:proofErr w:type="gramStart"/>
-      <w:r>
-        <w:rPr>
-          <w:b/>
-          <w:bCs/>
-        </w:rPr>
-        <w:t>represent</w:t>
-      </w:r>
-      <w:proofErr w:type="gramEnd"/>
-      <w:r>
-        <w:rPr>
-          <w:b/>
-          <w:bCs/>
-        </w:rPr>
-        <w:t xml:space="preserve"> 10.0s and goes down according to the time the character used. Undoing actions will refund this time and refill the bar. Inside the bar there is a number in black that shows the time left this turn. If the player </w:t>
-      </w:r>
-      <w:proofErr w:type="gramStart"/>
-      <w:r>
-        <w:rPr>
-          <w:b/>
-          <w:bCs/>
-        </w:rPr>
-        <w:t>hover</w:t>
-      </w:r>
-      <w:proofErr w:type="gramEnd"/>
-      <w:r>
-        <w:rPr>
-          <w:b/>
-          <w:bCs/>
-        </w:rPr>
-        <w:t xml:space="preserve"> their mouse over the avatar, a small table will pop up to show all the speed affecting status. For </w:t>
+        <w:t xml:space="preserve">mouse over the avatar, a small table will pop up to show all the speed affecting status. For </w:t>
       </w:r>
       <w:proofErr w:type="gramStart"/>
       <w:r>
@@ -2373,265 +2230,6 @@
           <w:bCs/>
         </w:rPr>
       </w:pPr>
-      <w:proofErr w:type="gramStart"/>
-      <w:r>
-        <w:rPr>
-          <w:b/>
-          <w:bCs/>
-        </w:rPr>
-        <w:t>New turn</w:t>
-      </w:r>
-      <w:proofErr w:type="gramEnd"/>
-      <w:r>
-        <w:rPr>
-          <w:b/>
-          <w:bCs/>
-        </w:rPr>
-        <w:t xml:space="preserve"> order: There will be a 10s bar that is used for all characters. (This bar is on the bottom of the screen about 20When time </w:t>
-      </w:r>
-      <w:proofErr w:type="gramStart"/>
-      <w:r>
-        <w:rPr>
-          <w:b/>
-          <w:bCs/>
-        </w:rPr>
-        <w:t>move</w:t>
-      </w:r>
-      <w:proofErr w:type="gramEnd"/>
-      <w:r>
-        <w:rPr>
-          <w:b/>
-          <w:bCs/>
-        </w:rPr>
-        <w:t xml:space="preserve"> and this bar fills </w:t>
-      </w:r>
-      <w:proofErr w:type="gramStart"/>
-      <w:r>
-        <w:rPr>
-          <w:b/>
-          <w:bCs/>
-        </w:rPr>
-        <w:t>up,</w:t>
-      </w:r>
-      <w:proofErr w:type="gramEnd"/>
-      <w:r>
-        <w:rPr>
-          <w:b/>
-          <w:bCs/>
-        </w:rPr>
-        <w:t xml:space="preserve"> enemies will move as scripted and player’s characters will move as programmed. The default move for the character is </w:t>
-      </w:r>
-      <w:proofErr w:type="gramStart"/>
-      <w:r>
-        <w:rPr>
-          <w:b/>
-          <w:bCs/>
-        </w:rPr>
-        <w:t>wait</w:t>
-      </w:r>
-      <w:proofErr w:type="gramEnd"/>
-      <w:r>
-        <w:rPr>
-          <w:b/>
-          <w:bCs/>
-        </w:rPr>
-        <w:t xml:space="preserve"> (do nothing) until there is a new command.</w:t>
-      </w:r>
-    </w:p>
-    <w:p>
-      <w:pPr>
-        <w:rPr>
-          <w:b/>
-          <w:bCs/>
-        </w:rPr>
-      </w:pPr>
-      <w:r>
-        <w:rPr>
-          <w:b/>
-          <w:bCs/>
-        </w:rPr>
-        <w:t xml:space="preserve">This 10s bar is like a </w:t>
-      </w:r>
-      <w:proofErr w:type="gramStart"/>
-      <w:r>
-        <w:rPr>
-          <w:b/>
-          <w:bCs/>
-        </w:rPr>
-        <w:t>movie,</w:t>
-      </w:r>
-      <w:proofErr w:type="gramEnd"/>
-      <w:r>
-        <w:rPr>
-          <w:b/>
-          <w:bCs/>
-        </w:rPr>
-        <w:t xml:space="preserve"> you can move it back and forth by dragging the line that </w:t>
-      </w:r>
-      <w:proofErr w:type="gramStart"/>
-      <w:r>
-        <w:rPr>
-          <w:b/>
-          <w:bCs/>
-        </w:rPr>
-        <w:t>run</w:t>
-      </w:r>
-      <w:proofErr w:type="gramEnd"/>
-      <w:r>
-        <w:rPr>
-          <w:b/>
-          <w:bCs/>
-        </w:rPr>
-        <w:t xml:space="preserve"> in the bar.</w:t>
-      </w:r>
-    </w:p>
-    <w:p>
-      <w:pPr>
-        <w:rPr>
-          <w:b/>
-          <w:bCs/>
-        </w:rPr>
-      </w:pPr>
-      <w:r>
-        <w:rPr>
-          <w:b/>
-          <w:bCs/>
-        </w:rPr>
-        <w:t xml:space="preserve">Under the bar, there are 3 more bars that </w:t>
-      </w:r>
-      <w:proofErr w:type="gramStart"/>
-      <w:r>
-        <w:rPr>
-          <w:b/>
-          <w:bCs/>
-        </w:rPr>
-        <w:t>belongs</w:t>
-      </w:r>
-      <w:proofErr w:type="gramEnd"/>
-      <w:r>
-        <w:rPr>
-          <w:b/>
-          <w:bCs/>
-        </w:rPr>
-        <w:t xml:space="preserve"> to different player’s character</w:t>
-      </w:r>
-      <w:r>
-        <w:rPr>
-          <w:b/>
-          <w:bCs/>
-        </w:rPr>
-        <w:t xml:space="preserve">. They are also 10S. This bar is initially empty (black). When an action is queued up, this bar is filled accordingly using the time that was used for that action (but no animation yet until the player </w:t>
-      </w:r>
-      <w:proofErr w:type="gramStart"/>
-      <w:r>
-        <w:rPr>
-          <w:b/>
-          <w:bCs/>
-        </w:rPr>
-        <w:t>press</w:t>
-      </w:r>
-      <w:proofErr w:type="gramEnd"/>
-      <w:r>
-        <w:rPr>
-          <w:b/>
-          <w:bCs/>
-        </w:rPr>
-        <w:t xml:space="preserve"> play). The color to fill the bar is different for each action, takedown should be red, move should be green, you think of the rest (wait is gray). When a player press play, the time will start moving and all characters start acting (enemies as scripted, player as programmed). If a guard </w:t>
-      </w:r>
-      <w:proofErr w:type="gramStart"/>
-      <w:r>
-        <w:rPr>
-          <w:b/>
-          <w:bCs/>
-        </w:rPr>
-        <w:t>see</w:t>
-      </w:r>
-      <w:proofErr w:type="gramEnd"/>
-      <w:r>
-        <w:rPr>
-          <w:b/>
-          <w:bCs/>
-        </w:rPr>
-        <w:t xml:space="preserve"> a player character in their POV, they will rush over (double speed) to catch the player. If they catch up </w:t>
-      </w:r>
-      <w:proofErr w:type="gramStart"/>
-      <w:r>
-        <w:rPr>
-          <w:b/>
-          <w:bCs/>
-        </w:rPr>
-        <w:t>to</w:t>
-      </w:r>
-      <w:proofErr w:type="gramEnd"/>
-      <w:r>
-        <w:rPr>
-          <w:b/>
-          <w:bCs/>
-        </w:rPr>
-        <w:t xml:space="preserve"> the </w:t>
-      </w:r>
-      <w:r>
-        <w:rPr>
-          <w:b/>
-          <w:bCs/>
-        </w:rPr>
-        <w:lastRenderedPageBreak/>
-        <w:t xml:space="preserve">player, that player is considered taken down (already has that implemented). </w:t>
-      </w:r>
-      <w:proofErr w:type="gramStart"/>
-      <w:r>
-        <w:rPr>
-          <w:b/>
-          <w:bCs/>
-        </w:rPr>
-        <w:t>Player</w:t>
-      </w:r>
-      <w:proofErr w:type="gramEnd"/>
-      <w:r>
-        <w:rPr>
-          <w:b/>
-          <w:bCs/>
-        </w:rPr>
-        <w:t xml:space="preserve"> can freely move the line in the movie bar back and forth to queue up different actions from that </w:t>
-      </w:r>
-      <w:proofErr w:type="gramStart"/>
-      <w:r>
-        <w:rPr>
-          <w:b/>
-          <w:bCs/>
-        </w:rPr>
-        <w:t>particular point</w:t>
-      </w:r>
-      <w:proofErr w:type="gramEnd"/>
-      <w:r>
-        <w:rPr>
-          <w:b/>
-          <w:bCs/>
-        </w:rPr>
-        <w:t xml:space="preserve"> in time, doing so will erase all queued command after that point in time but does not affect anything before that point.</w:t>
-      </w:r>
-      <w:r>
-        <w:rPr>
-          <w:b/>
-          <w:bCs/>
-        </w:rPr>
-        <w:t xml:space="preserve"> The basic guard can not shoot for now, only melee for take down.</w:t>
-      </w:r>
-    </w:p>
-    <w:p>
-      <w:pPr>
-        <w:rPr>
-          <w:b/>
-          <w:bCs/>
-        </w:rPr>
-      </w:pPr>
-      <w:r>
-        <w:rPr>
-          <w:b/>
-          <w:bCs/>
-        </w:rPr>
-        <w:t>All characters share the same timeline, 100% overlap</w:t>
-      </w:r>
     </w:p>
     <w:sectPr>
       <w:pgSz w:w="12240" w:h="15840"/>

--- a/Overall document.docx
+++ b/Overall document.docx
@@ -29,113 +29,22 @@
           <w:b/>
           <w:bCs/>
         </w:rPr>
-        <w:t xml:space="preserve">Gameplay: </w:t>
-      </w:r>
-      <w:proofErr w:type="spellStart"/>
-      <w:r>
-        <w:rPr>
-          <w:b/>
-          <w:bCs/>
-        </w:rPr>
-        <w:t>tactica</w:t>
-      </w:r>
-      <w:proofErr w:type="spellEnd"/>
-      <w:r>
-        <w:rPr>
-          <w:b/>
-          <w:bCs/>
-        </w:rPr>
-        <w:t xml:space="preserve">, Isometric, 2D, </w:t>
-      </w:r>
-      <w:proofErr w:type="spellStart"/>
-      <w:r>
-        <w:rPr>
-          <w:b/>
-          <w:bCs/>
-        </w:rPr>
-        <w:t>roguelite</w:t>
-      </w:r>
-      <w:proofErr w:type="spellEnd"/>
-    </w:p>
-    <w:p>
-      <w:pPr>
-        <w:rPr>
-          <w:b/>
-          <w:bCs/>
-        </w:rPr>
-      </w:pPr>
-      <w:r>
-        <w:rPr>
-          <w:b/>
-          <w:bCs/>
-        </w:rPr>
-        <w:t xml:space="preserve">You control 3 Mercs to go in and steal artifacts in a vault / museum. You have 60s to move in and out of the area. Each turn takes 10s. </w:t>
-      </w:r>
-      <w:proofErr w:type="gramStart"/>
-      <w:r>
-        <w:rPr>
-          <w:b/>
-          <w:bCs/>
-        </w:rPr>
-        <w:t>think</w:t>
-      </w:r>
-      <w:proofErr w:type="gramEnd"/>
-      <w:r>
-        <w:rPr>
-          <w:b/>
-          <w:bCs/>
-        </w:rPr>
-        <w:t xml:space="preserve"> of it as a global action point reservoir. Each turn, each character has 10s and the global timer </w:t>
-      </w:r>
-      <w:proofErr w:type="gramStart"/>
-      <w:r>
-        <w:rPr>
-          <w:b/>
-          <w:bCs/>
-        </w:rPr>
-        <w:t>go</w:t>
-      </w:r>
-      <w:proofErr w:type="gramEnd"/>
-      <w:r>
-        <w:rPr>
-          <w:b/>
-          <w:bCs/>
-        </w:rPr>
-        <w:t xml:space="preserve"> down by 10. </w:t>
-      </w:r>
-      <w:proofErr w:type="spellStart"/>
-      <w:proofErr w:type="gramStart"/>
-      <w:r>
-        <w:rPr>
-          <w:b/>
-          <w:bCs/>
-        </w:rPr>
-        <w:t>Lets</w:t>
-      </w:r>
-      <w:proofErr w:type="spellEnd"/>
-      <w:proofErr w:type="gramEnd"/>
-      <w:r>
-        <w:rPr>
-          <w:b/>
-          <w:bCs/>
-        </w:rPr>
-        <w:t xml:space="preserve"> say in cases where you have 60s, then each character effectively </w:t>
-      </w:r>
-      <w:proofErr w:type="gramStart"/>
-      <w:r>
-        <w:rPr>
-          <w:b/>
-          <w:bCs/>
-        </w:rPr>
-        <w:t>have</w:t>
-      </w:r>
-      <w:proofErr w:type="gramEnd"/>
-      <w:r>
-        <w:rPr>
-          <w:b/>
-          <w:bCs/>
-        </w:rPr>
-        <w:t xml:space="preserve"> 6 turns with 10s worth of actions. For missions when you have 55 seconds for example, each character has 5 turns with 10s worth of actions, then the last turn they only have 5s worth of actions</w:t>
+        <w:t>Gameplay: tactica, Isometric, 2D, roguelite</w:t>
+      </w:r>
+    </w:p>
+    <w:p>
+      <w:pPr>
+        <w:rPr>
+          <w:b/>
+          <w:bCs/>
+        </w:rPr>
+      </w:pPr>
+      <w:r>
+        <w:rPr>
+          <w:b/>
+          <w:bCs/>
+        </w:rPr>
+        <w:t>You control 3 Mercs to go in and steal artifacts in a vault / museum. You have 60s to move in and out of the area. Each turn takes 10s. think of it as a global action point reservoir. Each turn, each character has 10s and the global timer go down by 10. Lets say in cases where you have 60s, then each character effectively have 6 turns with 10s worth of actions. For missions when you have 55 seconds for example, each character has 5 turns with 10s worth of actions, then the last turn they only have 5s worth of actions</w:t>
       </w:r>
     </w:p>
     <w:p>
@@ -360,23 +269,7 @@
           <w:b/>
           <w:bCs/>
         </w:rPr>
-        <w:t xml:space="preserve">They will affect the speed </w:t>
-      </w:r>
-      <w:proofErr w:type="gramStart"/>
-      <w:r>
-        <w:rPr>
-          <w:b/>
-          <w:bCs/>
-        </w:rPr>
-        <w:t>in</w:t>
-      </w:r>
-      <w:proofErr w:type="gramEnd"/>
-      <w:r>
-        <w:rPr>
-          <w:b/>
-          <w:bCs/>
-        </w:rPr>
-        <w:t xml:space="preserve"> which they perform each action.</w:t>
+        <w:t>They will affect the speed in which they perform each action.</w:t>
       </w:r>
     </w:p>
     <w:p>
@@ -425,37 +318,12 @@
           <w:bCs/>
         </w:rPr>
       </w:pPr>
-      <w:proofErr w:type="spellStart"/>
-      <w:r>
-        <w:rPr>
-          <w:b/>
-          <w:bCs/>
-        </w:rPr>
-        <w:t>Effective_movespeed</w:t>
-      </w:r>
-      <w:proofErr w:type="spellEnd"/>
-      <w:r>
-        <w:rPr>
-          <w:b/>
-          <w:bCs/>
-        </w:rPr>
-        <w:t>=</w:t>
-      </w:r>
-      <w:proofErr w:type="spellStart"/>
-      <w:r>
-        <w:rPr>
-          <w:b/>
-          <w:bCs/>
-        </w:rPr>
-        <w:t>Base_movespeed</w:t>
-      </w:r>
-      <w:proofErr w:type="spellEnd"/>
-      <w:r>
-        <w:rPr>
-          <w:b/>
-          <w:bCs/>
-        </w:rPr>
-        <w:t>*(1+0.1AGI)</w:t>
+      <w:r>
+        <w:rPr>
+          <w:b/>
+          <w:bCs/>
+        </w:rPr>
+        <w:t>Effective_movespeed=Base_movespeed*(1+0.1AGI)</w:t>
       </w:r>
     </w:p>
     <w:p>
@@ -475,46 +343,14 @@
           <w:b/>
           <w:bCs/>
         </w:rPr>
-        <w:t xml:space="preserve">Pick up: Picking up stuff will add weight, which will decrease overall speed, which can be mitigated by strength. The act of pick up itself also </w:t>
-      </w:r>
-      <w:proofErr w:type="gramStart"/>
-      <w:r>
-        <w:rPr>
-          <w:b/>
-          <w:bCs/>
-        </w:rPr>
-        <w:t>cost</w:t>
-      </w:r>
-      <w:proofErr w:type="gramEnd"/>
-      <w:r>
-        <w:rPr>
-          <w:b/>
-          <w:bCs/>
-        </w:rPr>
-        <w:t xml:space="preserve"> some time and this is mitigated by INT</w:t>
-      </w:r>
-      <w:r>
-        <w:rPr>
-          <w:b/>
-          <w:bCs/>
-        </w:rPr>
-        <w:t xml:space="preserve">. Every kg you picked up </w:t>
-      </w:r>
-      <w:proofErr w:type="gramStart"/>
-      <w:r>
-        <w:rPr>
-          <w:b/>
-          <w:bCs/>
-        </w:rPr>
-        <w:t>slow</w:t>
-      </w:r>
-      <w:proofErr w:type="gramEnd"/>
-      <w:r>
-        <w:rPr>
-          <w:b/>
-          <w:bCs/>
-        </w:rPr>
-        <w:t xml:space="preserve"> your overall speed down by 1% (increase time takes to do stuff by 1%)</w:t>
+        <w:t>Pick up: Picking up stuff will add weight, which will decrease overall speed, which can be mitigated by strength. The act of pick up itself also cost some time and this is mitigated by INT</w:t>
+      </w:r>
+      <w:r>
+        <w:rPr>
+          <w:b/>
+          <w:bCs/>
+        </w:rPr>
+        <w:t>. Every kg you picked up slow your overall speed down by 1% (increase time takes to do stuff by 1%)</w:t>
       </w:r>
       <w:r>
         <w:rPr>
@@ -541,78 +377,14 @@
           <w:b/>
           <w:bCs/>
         </w:rPr>
-        <w:t>(</w:t>
-      </w:r>
-      <w:proofErr w:type="spellStart"/>
-      <w:r>
-        <w:rPr>
-          <w:b/>
-          <w:bCs/>
-        </w:rPr>
-        <w:t>Effective_time</w:t>
-      </w:r>
-      <w:proofErr w:type="spellEnd"/>
-      <w:r>
-        <w:rPr>
-          <w:b/>
-          <w:bCs/>
-        </w:rPr>
-        <w:t>=time*(1+0.01*</w:t>
-      </w:r>
-      <w:proofErr w:type="spellStart"/>
-      <w:r>
-        <w:rPr>
-          <w:b/>
-          <w:bCs/>
-        </w:rPr>
-        <w:t>Effective_weight</w:t>
-      </w:r>
-      <w:proofErr w:type="spellEnd"/>
-      <w:r>
-        <w:rPr>
-          <w:b/>
-          <w:bCs/>
-        </w:rPr>
-        <w:t>)</w:t>
-      </w:r>
-      <w:r>
-        <w:rPr>
-          <w:b/>
-          <w:bCs/>
-        </w:rPr>
-        <w:t xml:space="preserve">. Each point in STR </w:t>
-      </w:r>
-      <w:proofErr w:type="gramStart"/>
-      <w:r>
-        <w:rPr>
-          <w:b/>
-          <w:bCs/>
-        </w:rPr>
-        <w:t>reduce</w:t>
-      </w:r>
-      <w:proofErr w:type="gramEnd"/>
-      <w:r>
-        <w:rPr>
-          <w:b/>
-          <w:bCs/>
-        </w:rPr>
-        <w:t xml:space="preserve"> the effectiveness of the weight. </w:t>
-      </w:r>
-      <w:proofErr w:type="spellStart"/>
-      <w:r>
-        <w:rPr>
-          <w:b/>
-          <w:bCs/>
-        </w:rPr>
-        <w:t>Effective_weight</w:t>
-      </w:r>
-      <w:proofErr w:type="spellEnd"/>
-      <w:r>
-        <w:rPr>
-          <w:b/>
-          <w:bCs/>
-        </w:rPr>
-        <w:t xml:space="preserve"> = weight / (1+0.1STR)</w:t>
+        <w:t>(Effective_time=time*(1+0.01*Effective_weight)</w:t>
+      </w:r>
+      <w:r>
+        <w:rPr>
+          <w:b/>
+          <w:bCs/>
+        </w:rPr>
+        <w:t>. Each point in STR reduce the effectiveness of the weight. Effective_weight = weight / (1+0.1STR)</w:t>
       </w:r>
     </w:p>
     <w:p>
@@ -683,37 +455,12 @@
           <w:bCs/>
         </w:rPr>
       </w:pPr>
-      <w:proofErr w:type="spellStart"/>
-      <w:r>
-        <w:rPr>
-          <w:b/>
-          <w:bCs/>
-        </w:rPr>
-        <w:t>Effective_takedown_time</w:t>
-      </w:r>
-      <w:proofErr w:type="spellEnd"/>
-      <w:r>
-        <w:rPr>
-          <w:b/>
-          <w:bCs/>
-        </w:rPr>
-        <w:t>=</w:t>
-      </w:r>
-      <w:proofErr w:type="spellStart"/>
-      <w:r>
-        <w:rPr>
-          <w:b/>
-          <w:bCs/>
-        </w:rPr>
-        <w:t>Takedown_time</w:t>
-      </w:r>
-      <w:proofErr w:type="spellEnd"/>
-      <w:r>
-        <w:rPr>
-          <w:b/>
-          <w:bCs/>
-        </w:rPr>
-        <w:t>/(1+0.1STR)</w:t>
+      <w:r>
+        <w:rPr>
+          <w:b/>
+          <w:bCs/>
+        </w:rPr>
+        <w:t>Effective_takedown_time=Takedown_time/(1+0.1STR)</w:t>
       </w:r>
     </w:p>
     <w:p>
@@ -740,87 +487,7 @@
           <w:b/>
           <w:bCs/>
         </w:rPr>
-        <w:t xml:space="preserve"> (Camera = </w:t>
-      </w:r>
-      <w:proofErr w:type="spellStart"/>
-      <w:r>
-        <w:rPr>
-          <w:b/>
-          <w:bCs/>
-        </w:rPr>
-        <w:t>Trip_wire</w:t>
-      </w:r>
-      <w:proofErr w:type="spellEnd"/>
-      <w:r>
-        <w:rPr>
-          <w:b/>
-          <w:bCs/>
-        </w:rPr>
-        <w:t xml:space="preserve">= 4s. Red button = 6s. </w:t>
-      </w:r>
-      <w:proofErr w:type="spellStart"/>
-      <w:r>
-        <w:rPr>
-          <w:b/>
-          <w:bCs/>
-        </w:rPr>
-        <w:t>Closed_window</w:t>
-      </w:r>
-      <w:proofErr w:type="spellEnd"/>
-      <w:r>
-        <w:rPr>
-          <w:b/>
-          <w:bCs/>
-        </w:rPr>
-        <w:t xml:space="preserve">=5s. </w:t>
-      </w:r>
-      <w:proofErr w:type="spellStart"/>
-      <w:r>
-        <w:rPr>
-          <w:b/>
-          <w:bCs/>
-        </w:rPr>
-        <w:t>Closed_door</w:t>
-      </w:r>
-      <w:proofErr w:type="spellEnd"/>
-      <w:r>
-        <w:rPr>
-          <w:b/>
-          <w:bCs/>
-        </w:rPr>
-        <w:t xml:space="preserve">=6s.) </w:t>
-      </w:r>
-      <w:proofErr w:type="spellStart"/>
-      <w:r>
-        <w:rPr>
-          <w:b/>
-          <w:bCs/>
-        </w:rPr>
-        <w:t>Effective_hacking_time</w:t>
-      </w:r>
-      <w:proofErr w:type="spellEnd"/>
-      <w:r>
-        <w:rPr>
-          <w:b/>
-          <w:bCs/>
-        </w:rPr>
-        <w:t>=</w:t>
-      </w:r>
-      <w:proofErr w:type="spellStart"/>
-      <w:r>
-        <w:rPr>
-          <w:b/>
-          <w:bCs/>
-        </w:rPr>
-        <w:t>Hacking_time</w:t>
-      </w:r>
-      <w:proofErr w:type="spellEnd"/>
-      <w:r>
-        <w:rPr>
-          <w:b/>
-          <w:bCs/>
-        </w:rPr>
-        <w:t>/(1+0.1int)</w:t>
+        <w:t xml:space="preserve"> (Camera = Trip_wire= 4s. Red button = 6s. Closed_window=5s. Closed_door=6s.) Effective_hacking_time=Hacking_time/(1+0.1int)</w:t>
       </w:r>
       <w:r>
         <w:rPr>
@@ -854,39 +521,7 @@
           <w:b/>
           <w:bCs/>
         </w:rPr>
-        <w:t xml:space="preserve">. </w:t>
-      </w:r>
-      <w:proofErr w:type="spellStart"/>
-      <w:r>
-        <w:rPr>
-          <w:b/>
-          <w:bCs/>
-        </w:rPr>
-        <w:t>Effective_item_using_time</w:t>
-      </w:r>
-      <w:proofErr w:type="spellEnd"/>
-      <w:r>
-        <w:rPr>
-          <w:b/>
-          <w:bCs/>
-        </w:rPr>
-        <w:t>=</w:t>
-      </w:r>
-      <w:proofErr w:type="spellStart"/>
-      <w:r>
-        <w:rPr>
-          <w:b/>
-          <w:bCs/>
-        </w:rPr>
-        <w:t>base_item_using_time</w:t>
-      </w:r>
-      <w:proofErr w:type="spellEnd"/>
-      <w:r>
-        <w:rPr>
-          <w:b/>
-          <w:bCs/>
-        </w:rPr>
-        <w:t>/(1+0.1int)</w:t>
+        <w:t>. Effective_item_using_time=base_item_using_time/(1+0.1int)</w:t>
       </w:r>
     </w:p>
     <w:p>
@@ -947,48 +582,7 @@
           <w:b/>
           <w:bCs/>
         </w:rPr>
-        <w:t xml:space="preserve"> Each lock has 3 levels (level 1, 5s. level 2: 10s, level 3: 20s). Each point in stat will decrease the time needed to open lock. </w:t>
-      </w:r>
-      <w:proofErr w:type="spellStart"/>
-      <w:r>
-        <w:rPr>
-          <w:b/>
-          <w:bCs/>
-        </w:rPr>
-        <w:t>Effective_lock_open_time</w:t>
-      </w:r>
-      <w:proofErr w:type="spellEnd"/>
-      <w:r>
-        <w:rPr>
-          <w:b/>
-          <w:bCs/>
-        </w:rPr>
-        <w:t>=</w:t>
-      </w:r>
-      <w:proofErr w:type="spellStart"/>
-      <w:r>
-        <w:rPr>
-          <w:b/>
-          <w:bCs/>
-        </w:rPr>
-        <w:t>Base_lock_open_time</w:t>
-      </w:r>
-      <w:proofErr w:type="spellEnd"/>
-      <w:proofErr w:type="gramStart"/>
-      <w:r>
-        <w:rPr>
-          <w:b/>
-          <w:bCs/>
-        </w:rPr>
-        <w:t>/(</w:t>
-      </w:r>
-      <w:proofErr w:type="gramEnd"/>
-      <w:r>
-        <w:rPr>
-          <w:b/>
-          <w:bCs/>
-        </w:rPr>
-        <w:t>1+0.05*stats1 + 0.05*stat2).</w:t>
+        <w:t xml:space="preserve"> Each lock has 3 levels (level 1, 5s. level 2: 10s, level 3: 20s). Each point in stat will decrease the time needed to open lock. Effective_lock_open_time=Base_lock_open_time/(1+0.05*stats1 + 0.05*stat2).</w:t>
       </w:r>
     </w:p>
     <w:p>
@@ -1051,17 +645,8 @@
           <w:b/>
           <w:bCs/>
         </w:rPr>
-        <w:t xml:space="preserve">Brawler: 3 Str, 0 int, 1 </w:t>
-      </w:r>
-      <w:proofErr w:type="spellStart"/>
-      <w:r>
-        <w:rPr>
-          <w:b/>
-          <w:bCs/>
-        </w:rPr>
-        <w:t>agi</w:t>
-      </w:r>
-      <w:proofErr w:type="spellEnd"/>
+        <w:t>Brawler: 3 Str, 0 int, 1 agi</w:t>
+      </w:r>
     </w:p>
     <w:p>
       <w:pPr>
@@ -1080,23 +665,7 @@
           <w:b/>
           <w:bCs/>
         </w:rPr>
-        <w:t xml:space="preserve">Cat burglar: 3 </w:t>
-      </w:r>
-      <w:proofErr w:type="spellStart"/>
-      <w:r>
-        <w:rPr>
-          <w:b/>
-          <w:bCs/>
-        </w:rPr>
-        <w:t>agi</w:t>
-      </w:r>
-      <w:proofErr w:type="spellEnd"/>
-      <w:r>
-        <w:rPr>
-          <w:b/>
-          <w:bCs/>
-        </w:rPr>
-        <w:t>, 0 str, 1 int</w:t>
+        <w:t>Cat burglar: 3 agi, 0 str, 1 int</w:t>
       </w:r>
       <w:r>
         <w:rPr>
@@ -1123,17 +692,8 @@
           <w:b/>
           <w:bCs/>
         </w:rPr>
-        <w:t xml:space="preserve">Hacker: 3 int, 1 str, 0 </w:t>
-      </w:r>
-      <w:proofErr w:type="spellStart"/>
-      <w:r>
-        <w:rPr>
-          <w:b/>
-          <w:bCs/>
-        </w:rPr>
-        <w:t>agi</w:t>
-      </w:r>
-      <w:proofErr w:type="spellEnd"/>
+        <w:t>Hacker: 3 int, 1 str, 0 agi</w:t>
+      </w:r>
       <w:r>
         <w:rPr>
           <w:b/>
@@ -1159,23 +719,7 @@
           <w:b/>
           <w:bCs/>
         </w:rPr>
-        <w:t xml:space="preserve">Apprentice: 1 str, 1 int, 1 </w:t>
-      </w:r>
-      <w:proofErr w:type="spellStart"/>
-      <w:r>
-        <w:rPr>
-          <w:b/>
-          <w:bCs/>
-        </w:rPr>
-        <w:t>agi</w:t>
-      </w:r>
-      <w:proofErr w:type="spellEnd"/>
-      <w:r>
-        <w:rPr>
-          <w:b/>
-          <w:bCs/>
-        </w:rPr>
-        <w:t xml:space="preserve"> + 1 unassigned point</w:t>
+        <w:t>Apprentice: 1 str, 1 int, 1 agi + 1 unassigned point</w:t>
       </w:r>
       <w:r>
         <w:rPr>
@@ -1197,46 +741,14 @@
           <w:b/>
           <w:bCs/>
         </w:rPr>
-        <w:t xml:space="preserve">When a character </w:t>
-      </w:r>
-      <w:proofErr w:type="gramStart"/>
-      <w:r>
-        <w:rPr>
-          <w:b/>
-          <w:bCs/>
-        </w:rPr>
-        <w:t>level</w:t>
-      </w:r>
-      <w:proofErr w:type="gramEnd"/>
-      <w:r>
-        <w:rPr>
-          <w:b/>
-          <w:bCs/>
-        </w:rPr>
-        <w:t xml:space="preserve"> up, they get an unassigned stat point and can pick a quirk (random 3 quirks shows up). These quirks can be rerolled once with money.</w:t>
-      </w:r>
-      <w:r>
-        <w:rPr>
-          <w:b/>
-          <w:bCs/>
-        </w:rPr>
-        <w:t xml:space="preserve"> For </w:t>
-      </w:r>
-      <w:proofErr w:type="gramStart"/>
-      <w:r>
-        <w:rPr>
-          <w:b/>
-          <w:bCs/>
-        </w:rPr>
-        <w:t>now</w:t>
-      </w:r>
-      <w:proofErr w:type="gramEnd"/>
-      <w:r>
-        <w:rPr>
-          <w:b/>
-          <w:bCs/>
-        </w:rPr>
-        <w:t xml:space="preserve"> let’s start without quirks or level up.</w:t>
+        <w:t>When a character level up, they get an unassigned stat point and can pick a quirk (random 3 quirks shows up). These quirks can be rerolled once with money.</w:t>
+      </w:r>
+      <w:r>
+        <w:rPr>
+          <w:b/>
+          <w:bCs/>
+        </w:rPr>
+        <w:t xml:space="preserve"> For now let’s start without quirks or level up.</w:t>
       </w:r>
     </w:p>
     <w:p>
@@ -1266,6 +778,22 @@
           <w:b/>
           <w:bCs/>
         </w:rPr>
+        <w:t>Tool to spawn enemies (Press F4, in the asset panel as well just spawn normal guard for now). When an enemy is selected in F4-editing mode, can press P to set their patrol points in the map, which they would follow sequentially. When P is pressed, the left click becomes the patrol point setter and each patrol point is a red circle with a number in it to see which patrol point that is. Each point of patrol is connected using a path_finder line (calculate the actual path between each point of patrol then project it onto the game, similar to player’s movement). There is a button called Simulate Patrol to see how all the guards move in their patrol, all of this happens only in Editing mode F4 by the way. When we press O, all guards’ patrol line (as defined above) become visible. Press O again to turn it off.</w:t>
+      </w:r>
+    </w:p>
+    <w:p>
+      <w:pPr>
+        <w:rPr>
+          <w:b/>
+          <w:bCs/>
+        </w:rPr>
+      </w:pPr>
+      <w:r>
+        <w:rPr>
+          <w:b/>
+          <w:bCs/>
+        </w:rPr>
+        <w:lastRenderedPageBreak/>
         <w:t xml:space="preserve">There </w:t>
       </w:r>
       <w:r>
@@ -1301,45 +829,14 @@
           <w:b/>
           <w:bCs/>
         </w:rPr>
-        <w:t xml:space="preserve">These guards will wander around on a patrol route with a cone vision (long cone, a bit narrow vision (60 degree, 10m cone, </w:t>
-      </w:r>
-      <w:proofErr w:type="spellStart"/>
-      <w:r>
-        <w:rPr>
-          <w:b/>
-          <w:bCs/>
-        </w:rPr>
-        <w:t>semi circle</w:t>
-      </w:r>
-      <w:proofErr w:type="spellEnd"/>
-      <w:r>
-        <w:rPr>
-          <w:b/>
-          <w:bCs/>
-        </w:rPr>
-        <w:t xml:space="preserve"> at the end of the cone).</w:t>
-      </w:r>
-    </w:p>
-    <w:p>
-      <w:pPr>
-        <w:rPr>
-          <w:b/>
-          <w:bCs/>
-        </w:rPr>
-      </w:pPr>
-      <w:r>
-        <w:rPr>
-          <w:b/>
-          <w:bCs/>
-        </w:rPr>
-        <w:t xml:space="preserve">Guards only need to successfully shoot or tase you once to neutralize that character. Neutralized characters can be picked up by </w:t>
-      </w:r>
-      <w:r>
-        <w:rPr>
-          <w:b/>
-          <w:bCs/>
-        </w:rPr>
-        <w:t>other characters but will put the weight of the neutralized character on the picking up character.</w:t>
+        <w:t>These guards will wander around on a patrol route with a cone vision (long cone, a bit narrow vision (60 degree, 10m cone, semi circle at the end of the cone).</w:t>
+      </w:r>
+      <w:r>
+        <w:rPr>
+          <w:b/>
+          <w:bCs/>
+        </w:rPr>
+        <w:t xml:space="preserve"> Guard will move</w:t>
       </w:r>
     </w:p>
     <w:p>
@@ -1383,7 +880,6 @@
           <w:b/>
           <w:bCs/>
         </w:rPr>
-        <w:lastRenderedPageBreak/>
         <w:t>We have 3 playable characters (press tab to switch between them) top right corner there is a timer. Start at 60s and goes down by 10s each time we press commit.</w:t>
       </w:r>
     </w:p>
@@ -1448,85 +944,21 @@
           <w:b/>
           <w:bCs/>
         </w:rPr>
-        <w:t xml:space="preserve">right clicking on the </w:t>
-      </w:r>
-      <w:proofErr w:type="gramStart"/>
-      <w:r>
-        <w:rPr>
-          <w:b/>
-          <w:bCs/>
-        </w:rPr>
-        <w:t>ground</w:t>
-      </w:r>
-      <w:r>
-        <w:rPr>
-          <w:b/>
-          <w:bCs/>
-        </w:rPr>
-        <w:t>, or</w:t>
-      </w:r>
-      <w:proofErr w:type="gramEnd"/>
-      <w:r>
-        <w:rPr>
-          <w:b/>
-          <w:bCs/>
-        </w:rPr>
-        <w:t xml:space="preserve"> right click on object and choose an option. For guards and </w:t>
-      </w:r>
-      <w:proofErr w:type="gramStart"/>
-      <w:r>
-        <w:rPr>
-          <w:b/>
-          <w:bCs/>
-        </w:rPr>
-        <w:t>clerk</w:t>
-      </w:r>
-      <w:proofErr w:type="gramEnd"/>
-      <w:r>
-        <w:rPr>
-          <w:b/>
-          <w:bCs/>
-        </w:rPr>
-        <w:t xml:space="preserve">, that would be </w:t>
-      </w:r>
-      <w:proofErr w:type="gramStart"/>
-      <w:r>
-        <w:rPr>
-          <w:b/>
-          <w:bCs/>
-        </w:rPr>
-        <w:t>take</w:t>
-      </w:r>
-      <w:proofErr w:type="gramEnd"/>
-      <w:r>
-        <w:rPr>
-          <w:b/>
-          <w:bCs/>
-        </w:rPr>
-        <w:t xml:space="preserve"> down. For objects, it would be either unlocked </w:t>
-      </w:r>
-      <w:r>
-        <w:rPr>
-          <w:b/>
-          <w:bCs/>
-        </w:rPr>
-        <w:t xml:space="preserve">and </w:t>
-      </w:r>
-      <w:proofErr w:type="gramStart"/>
-      <w:r>
-        <w:rPr>
-          <w:b/>
-          <w:bCs/>
-        </w:rPr>
-        <w:t>Pick</w:t>
-      </w:r>
-      <w:proofErr w:type="gramEnd"/>
-      <w:r>
-        <w:rPr>
-          <w:b/>
-          <w:bCs/>
-        </w:rPr>
-        <w:t xml:space="preserve"> up with lock (if locked – will add the weight of the lock to the objec</w:t>
+        <w:t>right clicking on the ground</w:t>
+      </w:r>
+      <w:r>
+        <w:rPr>
+          <w:b/>
+          <w:bCs/>
+        </w:rPr>
+        <w:t xml:space="preserve">, or right click on object and choose an option. For guards and clerk, that would be take down. For objects, it would be either unlocked </w:t>
+      </w:r>
+      <w:r>
+        <w:rPr>
+          <w:b/>
+          <w:bCs/>
+        </w:rPr>
+        <w:t>and Pick up with lock (if locked – will add the weight of the lock to the objec</w:t>
       </w:r>
       <w:r>
         <w:rPr>
@@ -1540,55 +972,7 @@
           <w:b/>
           <w:bCs/>
         </w:rPr>
-        <w:t xml:space="preserve">) or pick up (if not locked). For enemies, it would be </w:t>
-      </w:r>
-      <w:proofErr w:type="gramStart"/>
-      <w:r>
-        <w:rPr>
-          <w:b/>
-          <w:bCs/>
-        </w:rPr>
-        <w:t>take</w:t>
-      </w:r>
-      <w:proofErr w:type="gramEnd"/>
-      <w:r>
-        <w:rPr>
-          <w:b/>
-          <w:bCs/>
-        </w:rPr>
-        <w:t xml:space="preserve"> down. For camera or </w:t>
-      </w:r>
-      <w:proofErr w:type="spellStart"/>
-      <w:r>
-        <w:rPr>
-          <w:b/>
-          <w:bCs/>
-        </w:rPr>
-        <w:t>trip_wires</w:t>
-      </w:r>
-      <w:proofErr w:type="spellEnd"/>
-      <w:r>
-        <w:rPr>
-          <w:b/>
-          <w:bCs/>
-        </w:rPr>
-        <w:t xml:space="preserve"> or other hackable items, it would be hack. If they </w:t>
-      </w:r>
-      <w:proofErr w:type="gramStart"/>
-      <w:r>
-        <w:rPr>
-          <w:b/>
-          <w:bCs/>
-        </w:rPr>
-        <w:t>right click</w:t>
-      </w:r>
-      <w:proofErr w:type="gramEnd"/>
-      <w:r>
-        <w:rPr>
-          <w:b/>
-          <w:bCs/>
-        </w:rPr>
-        <w:t xml:space="preserve"> and choose an </w:t>
+        <w:t xml:space="preserve">) or pick up (if not locked). For enemies, it would be take down. For camera or trip_wires or other hackable items, it would be hack. If they right click and choose an </w:t>
       </w:r>
       <w:r>
         <w:rPr>
@@ -1630,103 +1014,7 @@
           <w:b/>
           <w:bCs/>
         </w:rPr>
-        <w:t xml:space="preserve">. If an action takes longer than the amount of time the character have left, it will be performed partially using up all the time that he has in this turn and next turn, he will still be doing that with an option of continuing it (which would consume the left over time from the last turn) or stop it (which will reset the action). For example, if the character </w:t>
-      </w:r>
-      <w:proofErr w:type="gramStart"/>
-      <w:r>
-        <w:rPr>
-          <w:b/>
-          <w:bCs/>
-        </w:rPr>
-        <w:t>have</w:t>
-      </w:r>
-      <w:proofErr w:type="gramEnd"/>
-      <w:r>
-        <w:rPr>
-          <w:b/>
-          <w:bCs/>
-        </w:rPr>
-        <w:t xml:space="preserve"> 2.5S left and is trying to </w:t>
-      </w:r>
-      <w:proofErr w:type="gramStart"/>
-      <w:r>
-        <w:rPr>
-          <w:b/>
-          <w:bCs/>
-        </w:rPr>
-        <w:t>takedown</w:t>
-      </w:r>
-      <w:proofErr w:type="gramEnd"/>
-      <w:r>
-        <w:rPr>
-          <w:b/>
-          <w:bCs/>
-        </w:rPr>
-        <w:t xml:space="preserve"> a guard that </w:t>
-      </w:r>
-      <w:proofErr w:type="gramStart"/>
-      <w:r>
-        <w:rPr>
-          <w:b/>
-          <w:bCs/>
-        </w:rPr>
-        <w:t>need</w:t>
-      </w:r>
-      <w:proofErr w:type="gramEnd"/>
-      <w:r>
-        <w:rPr>
-          <w:b/>
-          <w:bCs/>
-        </w:rPr>
-        <w:t xml:space="preserve"> 5s to be taken down (provided they are within 0.5m of each other), then the player will still in the motion of taking the guard down using the 2.5s left. But then next turn there would be a </w:t>
-      </w:r>
-      <w:proofErr w:type="gramStart"/>
-      <w:r>
-        <w:rPr>
-          <w:b/>
-          <w:bCs/>
-        </w:rPr>
-        <w:t>pop up</w:t>
-      </w:r>
-      <w:proofErr w:type="gramEnd"/>
-      <w:r>
-        <w:rPr>
-          <w:b/>
-          <w:bCs/>
-        </w:rPr>
-        <w:t xml:space="preserve"> selection when we select this character </w:t>
-      </w:r>
-      <w:proofErr w:type="gramStart"/>
-      <w:r>
-        <w:rPr>
-          <w:b/>
-          <w:bCs/>
-        </w:rPr>
-        <w:t>saying :</w:t>
-      </w:r>
-      <w:proofErr w:type="gramEnd"/>
-      <w:r>
-        <w:rPr>
-          <w:b/>
-          <w:bCs/>
-        </w:rPr>
-        <w:t xml:space="preserve"> continue the current action? If the player says </w:t>
-      </w:r>
-      <w:proofErr w:type="gramStart"/>
-      <w:r>
-        <w:rPr>
-          <w:b/>
-          <w:bCs/>
-        </w:rPr>
-        <w:t>yes</w:t>
-      </w:r>
-      <w:proofErr w:type="gramEnd"/>
-      <w:r>
-        <w:rPr>
-          <w:b/>
-          <w:bCs/>
-        </w:rPr>
-        <w:t xml:space="preserve"> then consume the required amount of time. If the player says no then stop that action, reset the progress (the guard is now fully reset, would need 5s to take him down again) and the player does not spend that time. All actions taken in this phase can be undo 1 at a time by pressing Undo (`). Or undo all at the same time by pressing re</w:t>
+        <w:t>. If an action takes longer than the amount of time the character have left, it will be performed partially using up all the time that he has in this turn and next turn, he will still be doing that with an option of continuing it (which would consume the left over time from the last turn) or stop it (which will reset the action). For example, if the character have 2.5S left and is trying to takedown a guard that need 5s to be taken down (provided they are within 0.5m of each other), then the player will still in the motion of taking the guard down using the 2.5s left. But then next turn there would be a pop up selection when we select this character saying : continue the current action? If the player says yes then consume the required amount of time. If the player says no then stop that action, reset the progress (the guard is now fully reset, would need 5s to take him down again) and the player does not spend that time. All actions taken in this phase can be undo 1 at a time by pressing Undo (`). Or undo all at the same time by pressing re</w:t>
       </w:r>
       <w:r>
         <w:rPr>
@@ -1760,71 +1048,7 @@
           <w:b/>
           <w:bCs/>
         </w:rPr>
-        <w:t xml:space="preserve">Once the </w:t>
-      </w:r>
-      <w:proofErr w:type="gramStart"/>
-      <w:r>
-        <w:rPr>
-          <w:b/>
-          <w:bCs/>
-        </w:rPr>
-        <w:t>player</w:t>
-      </w:r>
-      <w:proofErr w:type="gramEnd"/>
-      <w:r>
-        <w:rPr>
-          <w:b/>
-          <w:bCs/>
-        </w:rPr>
-        <w:t xml:space="preserve"> </w:t>
-      </w:r>
-      <w:proofErr w:type="gramStart"/>
-      <w:r>
-        <w:rPr>
-          <w:b/>
-          <w:bCs/>
-        </w:rPr>
-        <w:t>are</w:t>
-      </w:r>
-      <w:proofErr w:type="gramEnd"/>
-      <w:r>
-        <w:rPr>
-          <w:b/>
-          <w:bCs/>
-        </w:rPr>
-        <w:t xml:space="preserve"> </w:t>
-      </w:r>
-      <w:proofErr w:type="gramStart"/>
-      <w:r>
-        <w:rPr>
-          <w:b/>
-          <w:bCs/>
-        </w:rPr>
-        <w:t>satisfy</w:t>
-      </w:r>
-      <w:proofErr w:type="gramEnd"/>
-      <w:r>
-        <w:rPr>
-          <w:b/>
-          <w:bCs/>
-        </w:rPr>
-        <w:t xml:space="preserve"> with their </w:t>
-      </w:r>
-      <w:proofErr w:type="gramStart"/>
-      <w:r>
-        <w:rPr>
-          <w:b/>
-          <w:bCs/>
-        </w:rPr>
-        <w:t>planning</w:t>
-      </w:r>
-      <w:proofErr w:type="gramEnd"/>
-      <w:r>
-        <w:rPr>
-          <w:b/>
-          <w:bCs/>
-        </w:rPr>
-        <w:t xml:space="preserve">, they can click </w:t>
+        <w:t xml:space="preserve">Once the player are satisfy with their planning, they can click </w:t>
       </w:r>
       <w:r>
         <w:rPr>
@@ -1838,23 +1062,7 @@
           <w:b/>
           <w:bCs/>
         </w:rPr>
-        <w:t xml:space="preserve">would start the </w:t>
-      </w:r>
-      <w:proofErr w:type="gramStart"/>
-      <w:r>
-        <w:rPr>
-          <w:b/>
-          <w:bCs/>
-        </w:rPr>
-        <w:t>enemies</w:t>
-      </w:r>
-      <w:proofErr w:type="gramEnd"/>
-      <w:r>
-        <w:rPr>
-          <w:b/>
-          <w:bCs/>
-        </w:rPr>
-        <w:t xml:space="preserve"> action (using logic above, each enemy also have 10s worth of action).</w:t>
+        <w:t>would start the enemies action (using logic above, each enemy also have 10s worth of action).</w:t>
       </w:r>
     </w:p>
     <w:p>
@@ -1874,6 +1082,7 @@
           <w:b/>
           <w:bCs/>
         </w:rPr>
+        <w:lastRenderedPageBreak/>
         <w:t>We then go to the next turn.</w:t>
       </w:r>
     </w:p>
@@ -1898,142 +1107,22 @@
           <w:b/>
           <w:bCs/>
         </w:rPr>
-        <w:t xml:space="preserve">Player UI: When a character is selected, there will be an avatar at the bottom of the screen with their time left (green neon, like a health bar) that goes down every time they take an action. This bar </w:t>
-      </w:r>
-      <w:proofErr w:type="gramStart"/>
-      <w:r>
-        <w:rPr>
-          <w:b/>
-          <w:bCs/>
-        </w:rPr>
-        <w:t>represent</w:t>
-      </w:r>
-      <w:proofErr w:type="gramEnd"/>
-      <w:r>
-        <w:rPr>
-          <w:b/>
-          <w:bCs/>
-        </w:rPr>
-        <w:t xml:space="preserve"> 10.0s and goes down according to the time the character used. Undoing actions will refund this time and refill the bar. Inside the bar there is a number in black that shows the time left this turn. If the player </w:t>
-      </w:r>
-      <w:proofErr w:type="gramStart"/>
-      <w:r>
-        <w:rPr>
-          <w:b/>
-          <w:bCs/>
-        </w:rPr>
-        <w:t>hover</w:t>
-      </w:r>
-      <w:proofErr w:type="gramEnd"/>
-      <w:r>
-        <w:rPr>
-          <w:b/>
-          <w:bCs/>
-        </w:rPr>
-        <w:t xml:space="preserve"> their </w:t>
-      </w:r>
-      <w:r>
-        <w:rPr>
-          <w:b/>
-          <w:bCs/>
-        </w:rPr>
-        <w:lastRenderedPageBreak/>
-        <w:t xml:space="preserve">mouse over the avatar, a small table will pop up to show all the speed affecting status. For </w:t>
-      </w:r>
-      <w:proofErr w:type="gramStart"/>
-      <w:r>
-        <w:rPr>
-          <w:b/>
-          <w:bCs/>
-        </w:rPr>
-        <w:t>now</w:t>
-      </w:r>
-      <w:proofErr w:type="gramEnd"/>
-      <w:r>
-        <w:rPr>
-          <w:b/>
-          <w:bCs/>
-        </w:rPr>
-        <w:t xml:space="preserve"> it is just weight: -x%. </w:t>
-      </w:r>
-      <w:proofErr w:type="gramStart"/>
-      <w:r>
-        <w:rPr>
-          <w:b/>
-          <w:bCs/>
-        </w:rPr>
-        <w:t>Also</w:t>
-      </w:r>
-      <w:proofErr w:type="gramEnd"/>
-      <w:r>
-        <w:rPr>
-          <w:b/>
-          <w:bCs/>
-        </w:rPr>
-        <w:t xml:space="preserve"> it will show how much money this character is carrying (the worth of all items that he is holding).</w:t>
-      </w:r>
-    </w:p>
-    <w:p>
-      <w:pPr>
-        <w:rPr>
-          <w:b/>
-          <w:bCs/>
-        </w:rPr>
-      </w:pPr>
-      <w:r>
-        <w:rPr>
-          <w:b/>
-          <w:bCs/>
-        </w:rPr>
-        <w:t xml:space="preserve">When a player right </w:t>
-      </w:r>
-      <w:proofErr w:type="gramStart"/>
-      <w:r>
-        <w:rPr>
-          <w:b/>
-          <w:bCs/>
-        </w:rPr>
-        <w:t>click</w:t>
-      </w:r>
-      <w:proofErr w:type="gramEnd"/>
-      <w:r>
-        <w:rPr>
-          <w:b/>
-          <w:bCs/>
-        </w:rPr>
-        <w:t xml:space="preserve"> on the ground, it would show up the box that says: move here (</w:t>
-      </w:r>
-      <w:proofErr w:type="spellStart"/>
-      <w:r>
-        <w:rPr>
-          <w:b/>
-          <w:bCs/>
-        </w:rPr>
-        <w:t>x.x</w:t>
-      </w:r>
-      <w:proofErr w:type="spellEnd"/>
-      <w:r>
-        <w:rPr>
-          <w:b/>
-          <w:bCs/>
-        </w:rPr>
-        <w:t xml:space="preserve"> seconds – the actual time that it takes to get there based on the distance and the </w:t>
-      </w:r>
-      <w:proofErr w:type="spellStart"/>
-      <w:r>
-        <w:rPr>
-          <w:b/>
-          <w:bCs/>
-        </w:rPr>
-        <w:t>movespeed</w:t>
-      </w:r>
-      <w:proofErr w:type="spellEnd"/>
-      <w:r>
-        <w:rPr>
-          <w:b/>
-          <w:bCs/>
-        </w:rPr>
-        <w:t xml:space="preserve">). When a player </w:t>
+        <w:t>Player UI: When a character is selected, there will be an avatar at the bottom of the screen with their time left (green neon, like a health bar) that goes down every time they take an action. This bar represent 10.0s and goes down according to the time the character used. Undoing actions will refund this time and refill the bar. Inside the bar there is a number in black that shows the time left this turn. If the player hover their mouse over the avatar, a small table will pop up to show all the speed affecting status. For now it is just weight: -x%. Also it will show how much money this character is carrying (the worth of all items that he is holding).</w:t>
+      </w:r>
+    </w:p>
+    <w:p>
+      <w:pPr>
+        <w:rPr>
+          <w:b/>
+          <w:bCs/>
+        </w:rPr>
+      </w:pPr>
+      <w:r>
+        <w:rPr>
+          <w:b/>
+          <w:bCs/>
+        </w:rPr>
+        <w:t xml:space="preserve">When a player right click on the ground, it would show up the box that says: move here (x.x seconds – the actual time that it takes to get there based on the distance and the movespeed). When a player </w:t>
       </w:r>
       <w:r>
         <w:rPr>
@@ -2061,158 +1150,14 @@
           <w:b/>
           <w:bCs/>
         </w:rPr>
-        <w:t xml:space="preserve">(“ABCD – </w:t>
-      </w:r>
-      <w:proofErr w:type="spellStart"/>
-      <w:r>
-        <w:rPr>
-          <w:b/>
-          <w:bCs/>
-        </w:rPr>
-        <w:t>x.x</w:t>
-      </w:r>
-      <w:proofErr w:type="spellEnd"/>
-      <w:r>
-        <w:rPr>
-          <w:b/>
-          <w:bCs/>
-        </w:rPr>
-        <w:t xml:space="preserve"> seconds” ABCD  is the actual action (see planning note) and </w:t>
-      </w:r>
-      <w:proofErr w:type="spellStart"/>
-      <w:r>
-        <w:rPr>
-          <w:b/>
-          <w:bCs/>
-        </w:rPr>
-        <w:t>x.x</w:t>
-      </w:r>
-      <w:proofErr w:type="spellEnd"/>
-      <w:r>
-        <w:rPr>
-          <w:b/>
-          <w:bCs/>
-        </w:rPr>
-        <w:t xml:space="preserve"> seconds is the actual time it takes to do that action after all calculations. If a </w:t>
-      </w:r>
-      <w:proofErr w:type="gramStart"/>
-      <w:r>
-        <w:rPr>
-          <w:b/>
-          <w:bCs/>
-        </w:rPr>
-        <w:t>player right</w:t>
-      </w:r>
-      <w:proofErr w:type="gramEnd"/>
-      <w:r>
-        <w:rPr>
-          <w:b/>
-          <w:bCs/>
-        </w:rPr>
-        <w:t xml:space="preserve"> </w:t>
-      </w:r>
-      <w:proofErr w:type="gramStart"/>
-      <w:r>
-        <w:rPr>
-          <w:b/>
-          <w:bCs/>
-        </w:rPr>
-        <w:t>click</w:t>
-      </w:r>
-      <w:proofErr w:type="gramEnd"/>
-      <w:r>
-        <w:rPr>
-          <w:b/>
-          <w:bCs/>
-        </w:rPr>
-        <w:t xml:space="preserve"> on </w:t>
-      </w:r>
-      <w:proofErr w:type="gramStart"/>
-      <w:r>
-        <w:rPr>
-          <w:b/>
-          <w:bCs/>
-        </w:rPr>
-        <w:t>a target outside of the</w:t>
-      </w:r>
-      <w:proofErr w:type="gramEnd"/>
-      <w:r>
-        <w:rPr>
-          <w:b/>
-          <w:bCs/>
-        </w:rPr>
-        <w:t xml:space="preserve"> </w:t>
-      </w:r>
-      <w:r>
-        <w:rPr>
-          <w:b/>
-          <w:bCs/>
-        </w:rPr>
-        <w:t xml:space="preserve">of the actionable range, the box </w:t>
-      </w:r>
-      <w:proofErr w:type="gramStart"/>
-      <w:r>
-        <w:rPr>
-          <w:b/>
-          <w:bCs/>
-        </w:rPr>
-        <w:t>would</w:t>
-      </w:r>
-      <w:proofErr w:type="gramEnd"/>
-      <w:r>
-        <w:rPr>
-          <w:b/>
-          <w:bCs/>
-        </w:rPr>
-        <w:t xml:space="preserve"> show up says Move here (</w:t>
-      </w:r>
-      <w:proofErr w:type="spellStart"/>
-      <w:r>
-        <w:rPr>
-          <w:b/>
-          <w:bCs/>
-        </w:rPr>
-        <w:t>x.x</w:t>
-      </w:r>
-      <w:proofErr w:type="spellEnd"/>
-      <w:r>
-        <w:rPr>
-          <w:b/>
-          <w:bCs/>
-        </w:rPr>
-        <w:t xml:space="preserve"> </w:t>
-      </w:r>
-      <w:proofErr w:type="gramStart"/>
-      <w:r>
-        <w:rPr>
-          <w:b/>
-          <w:bCs/>
-        </w:rPr>
-        <w:t>seconds )</w:t>
-      </w:r>
-      <w:proofErr w:type="gramEnd"/>
-      <w:r>
-        <w:rPr>
-          <w:b/>
-          <w:bCs/>
-        </w:rPr>
-        <w:t xml:space="preserve"> and ABCD (</w:t>
-      </w:r>
-      <w:proofErr w:type="spellStart"/>
-      <w:r>
-        <w:rPr>
-          <w:b/>
-          <w:bCs/>
-        </w:rPr>
-        <w:t>y.y</w:t>
-      </w:r>
-      <w:proofErr w:type="spellEnd"/>
-      <w:r>
-        <w:rPr>
-          <w:b/>
-          <w:bCs/>
-        </w:rPr>
-        <w:t xml:space="preserve"> seconds).</w:t>
+        <w:t xml:space="preserve">(“ABCD – x.x seconds” ABCD  is the actual action (see planning note) and x.x seconds is the actual time it takes to do that action after all calculations. If a player right click on a target outside of the </w:t>
+      </w:r>
+      <w:r>
+        <w:rPr>
+          <w:b/>
+          <w:bCs/>
+        </w:rPr>
+        <w:t>of the actionable range, the box would show up says Move here (x.x seconds ) and ABCD (y.y seconds).</w:t>
       </w:r>
     </w:p>
     <w:p>
